--- a/docs/word/02-tz/04-matrica-sootvetstviya.docx
+++ b/docs/word/02-tz/04-matrica-sootvetstviya.docx
@@ -63,7 +63,7 @@
           </w:tcPr>
           <w:p>
             <w:r>
-              <w:t>0.1</w:t>
+              <w:t>0.6</w:t>
             </w:r>
           </w:p>
         </w:tc>
@@ -115,7 +115,7 @@
           </w:tcPr>
           <w:p>
             <w:r>
-              <w:t>27.10.2026</w:t>
+              <w:t>30.10.2026</w:t>
             </w:r>
           </w:p>
         </w:tc>
@@ -365,7 +365,7 @@
               <w:rPr>
                 <w:sz w:val="18"/>
               </w:rPr>
-              <w:t>0.1</w:t>
+              <w:t>0.2</w:t>
             </w:r>
           </w:p>
         </w:tc>
@@ -409,7 +409,7 @@
               <w:rPr>
                 <w:sz w:val="18"/>
               </w:rPr>
-              <w:t>Черновик</w:t>
+              <w:t>Рабочий</w:t>
             </w:r>
           </w:p>
         </w:tc>
@@ -453,7 +453,7 @@
               <w:rPr>
                 <w:sz w:val="18"/>
               </w:rPr>
-              <w:t>27.10.2026</w:t>
+              <w:t>30.10.2026</w:t>
             </w:r>
           </w:p>
         </w:tc>
@@ -2243,7 +2243,7 @@
               <w:rPr>
                 <w:sz w:val="18"/>
               </w:rPr>
-              <w:t>RBAC + tenant</w:t>
+              <w:t>Группы + scope</w:t>
             </w:r>
           </w:p>
         </w:tc>
@@ -2285,7 +2285,7 @@
               <w:rPr>
                 <w:sz w:val="18"/>
               </w:rPr>
-              <w:t>Матрица ролей</w:t>
+              <w:t>Матрица групп</w:t>
             </w:r>
           </w:p>
         </w:tc>
@@ -2306,7 +2306,7 @@
               <w:rPr>
                 <w:sz w:val="18"/>
               </w:rPr>
-              <w:t>Не начато</w:t>
+              <w:t>В работе</w:t>
             </w:r>
           </w:p>
         </w:tc>
@@ -2563,6 +2563,1441 @@
                 <w:sz w:val="18"/>
               </w:rPr>
               <w:t>Не начато</w:t>
+            </w:r>
+          </w:p>
+        </w:tc>
+      </w:tr>
+      <w:tr>
+        <w:tc>
+          <w:tcPr>
+            <w:tcW w:type="dxa" w:w="1662"/>
+          </w:tcPr>
+          <w:p>
+            <w:pPr>
+              <w:spacing w:after="20"/>
+            </w:pPr>
+            <w:r>
+              <w:rPr>
+                <w:sz w:val="18"/>
+              </w:rPr>
+            </w:r>
+            <w:r>
+              <w:rPr>
+                <w:sz w:val="18"/>
+              </w:rPr>
+              <w:t>GB-01</w:t>
+            </w:r>
+          </w:p>
+        </w:tc>
+        <w:tc>
+          <w:tcPr>
+            <w:tcW w:type="dxa" w:w="1662"/>
+          </w:tcPr>
+          <w:p>
+            <w:pPr>
+              <w:spacing w:after="20"/>
+            </w:pPr>
+            <w:r>
+              <w:rPr>
+                <w:sz w:val="18"/>
+              </w:rPr>
+            </w:r>
+            <w:r>
+              <w:rPr>
+                <w:sz w:val="18"/>
+              </w:rPr>
+              <w:t>Права только группам</w:t>
+            </w:r>
+          </w:p>
+        </w:tc>
+        <w:tc>
+          <w:tcPr>
+            <w:tcW w:type="dxa" w:w="1662"/>
+          </w:tcPr>
+          <w:p>
+            <w:pPr>
+              <w:spacing w:after="20"/>
+            </w:pPr>
+            <w:r>
+              <w:rPr>
+                <w:sz w:val="18"/>
+              </w:rPr>
+            </w:r>
+            <w:r>
+              <w:rPr>
+                <w:rFonts w:ascii="Consolas" w:hAnsi="Consolas"/>
+                <w:sz w:val="18"/>
+              </w:rPr>
+              <w:t>iam.groups</w:t>
+            </w:r>
+            <w:r>
+              <w:rPr>
+                <w:sz w:val="18"/>
+              </w:rPr>
+              <w:t xml:space="preserve"> + </w:t>
+            </w:r>
+            <w:r>
+              <w:rPr>
+                <w:rFonts w:ascii="Consolas" w:hAnsi="Consolas"/>
+                <w:sz w:val="18"/>
+              </w:rPr>
+              <w:t>group_permissions</w:t>
+            </w:r>
+          </w:p>
+        </w:tc>
+        <w:tc>
+          <w:tcPr>
+            <w:tcW w:type="dxa" w:w="1662"/>
+          </w:tcPr>
+          <w:p>
+            <w:pPr>
+              <w:spacing w:after="20"/>
+            </w:pPr>
+            <w:r>
+              <w:rPr>
+                <w:sz w:val="18"/>
+              </w:rPr>
+            </w:r>
+            <w:r>
+              <w:rPr>
+                <w:sz w:val="18"/>
+              </w:rPr>
+              <w:t>IAM</w:t>
+            </w:r>
+          </w:p>
+        </w:tc>
+        <w:tc>
+          <w:tcPr>
+            <w:tcW w:type="dxa" w:w="1662"/>
+          </w:tcPr>
+          <w:p>
+            <w:pPr>
+              <w:spacing w:after="20"/>
+            </w:pPr>
+            <w:r>
+              <w:rPr>
+                <w:sz w:val="18"/>
+              </w:rPr>
+            </w:r>
+            <w:r>
+              <w:rPr>
+                <w:sz w:val="18"/>
+              </w:rPr>
+              <w:t>Unit + API</w:t>
+            </w:r>
+          </w:p>
+        </w:tc>
+        <w:tc>
+          <w:tcPr>
+            <w:tcW w:type="dxa" w:w="1662"/>
+          </w:tcPr>
+          <w:p>
+            <w:pPr>
+              <w:spacing w:after="20"/>
+            </w:pPr>
+            <w:r>
+              <w:rPr>
+                <w:sz w:val="18"/>
+              </w:rPr>
+            </w:r>
+            <w:r>
+              <w:rPr>
+                <w:sz w:val="18"/>
+              </w:rPr>
+              <w:t>Реализовано</w:t>
+            </w:r>
+          </w:p>
+        </w:tc>
+      </w:tr>
+      <w:tr>
+        <w:tc>
+          <w:tcPr>
+            <w:tcW w:type="dxa" w:w="1662"/>
+          </w:tcPr>
+          <w:p>
+            <w:pPr>
+              <w:spacing w:after="20"/>
+            </w:pPr>
+            <w:r>
+              <w:rPr>
+                <w:sz w:val="18"/>
+              </w:rPr>
+            </w:r>
+            <w:r>
+              <w:rPr>
+                <w:sz w:val="18"/>
+              </w:rPr>
+              <w:t>GB-02</w:t>
+            </w:r>
+          </w:p>
+        </w:tc>
+        <w:tc>
+          <w:tcPr>
+            <w:tcW w:type="dxa" w:w="1662"/>
+          </w:tcPr>
+          <w:p>
+            <w:pPr>
+              <w:spacing w:after="20"/>
+            </w:pPr>
+            <w:r>
+              <w:rPr>
+                <w:sz w:val="18"/>
+              </w:rPr>
+            </w:r>
+            <w:r>
+              <w:rPr>
+                <w:sz w:val="18"/>
+              </w:rPr>
+              <w:t>Группы на 5 уровнях</w:t>
+            </w:r>
+          </w:p>
+        </w:tc>
+        <w:tc>
+          <w:tcPr>
+            <w:tcW w:type="dxa" w:w="1662"/>
+          </w:tcPr>
+          <w:p>
+            <w:pPr>
+              <w:spacing w:after="20"/>
+            </w:pPr>
+            <w:r>
+              <w:rPr>
+                <w:sz w:val="18"/>
+              </w:rPr>
+            </w:r>
+            <w:r>
+              <w:rPr>
+                <w:rFonts w:ascii="Consolas" w:hAnsi="Consolas"/>
+                <w:sz w:val="18"/>
+              </w:rPr>
+              <w:t>scope_type/scope_id</w:t>
+            </w:r>
+          </w:p>
+        </w:tc>
+        <w:tc>
+          <w:tcPr>
+            <w:tcW w:type="dxa" w:w="1662"/>
+          </w:tcPr>
+          <w:p>
+            <w:pPr>
+              <w:spacing w:after="20"/>
+            </w:pPr>
+            <w:r>
+              <w:rPr>
+                <w:sz w:val="18"/>
+              </w:rPr>
+            </w:r>
+            <w:r>
+              <w:rPr>
+                <w:sz w:val="18"/>
+              </w:rPr>
+              <w:t>IAM</w:t>
+            </w:r>
+          </w:p>
+        </w:tc>
+        <w:tc>
+          <w:tcPr>
+            <w:tcW w:type="dxa" w:w="1662"/>
+          </w:tcPr>
+          <w:p>
+            <w:pPr>
+              <w:spacing w:after="20"/>
+            </w:pPr>
+            <w:r>
+              <w:rPr>
+                <w:sz w:val="18"/>
+              </w:rPr>
+            </w:r>
+            <w:r>
+              <w:rPr>
+                <w:sz w:val="18"/>
+              </w:rPr>
+              <w:t>API</w:t>
+            </w:r>
+          </w:p>
+        </w:tc>
+        <w:tc>
+          <w:tcPr>
+            <w:tcW w:type="dxa" w:w="1662"/>
+          </w:tcPr>
+          <w:p>
+            <w:pPr>
+              <w:spacing w:after="20"/>
+            </w:pPr>
+            <w:r>
+              <w:rPr>
+                <w:sz w:val="18"/>
+              </w:rPr>
+            </w:r>
+            <w:r>
+              <w:rPr>
+                <w:sz w:val="18"/>
+              </w:rPr>
+              <w:t>Реализовано</w:t>
+            </w:r>
+          </w:p>
+        </w:tc>
+      </w:tr>
+      <w:tr>
+        <w:tc>
+          <w:tcPr>
+            <w:tcW w:type="dxa" w:w="1662"/>
+          </w:tcPr>
+          <w:p>
+            <w:pPr>
+              <w:spacing w:after="20"/>
+            </w:pPr>
+            <w:r>
+              <w:rPr>
+                <w:sz w:val="18"/>
+              </w:rPr>
+            </w:r>
+            <w:r>
+              <w:rPr>
+                <w:sz w:val="18"/>
+              </w:rPr>
+              <w:t>GB-04</w:t>
+            </w:r>
+          </w:p>
+        </w:tc>
+        <w:tc>
+          <w:tcPr>
+            <w:tcW w:type="dxa" w:w="1662"/>
+          </w:tcPr>
+          <w:p>
+            <w:pPr>
+              <w:spacing w:after="20"/>
+            </w:pPr>
+            <w:r>
+              <w:rPr>
+                <w:sz w:val="18"/>
+              </w:rPr>
+            </w:r>
+            <w:r>
+              <w:rPr>
+                <w:sz w:val="18"/>
+              </w:rPr>
+              <w:t>Наследование</w:t>
+            </w:r>
+          </w:p>
+        </w:tc>
+        <w:tc>
+          <w:tcPr>
+            <w:tcW w:type="dxa" w:w="1662"/>
+          </w:tcPr>
+          <w:p>
+            <w:pPr>
+              <w:spacing w:after="20"/>
+            </w:pPr>
+            <w:r>
+              <w:rPr>
+                <w:sz w:val="18"/>
+              </w:rPr>
+            </w:r>
+            <w:r>
+              <w:rPr>
+                <w:rFonts w:ascii="Consolas" w:hAnsi="Consolas"/>
+                <w:sz w:val="18"/>
+              </w:rPr>
+              <w:t>access.resolve_permissions</w:t>
+            </w:r>
+          </w:p>
+        </w:tc>
+        <w:tc>
+          <w:tcPr>
+            <w:tcW w:type="dxa" w:w="1662"/>
+          </w:tcPr>
+          <w:p>
+            <w:pPr>
+              <w:spacing w:after="20"/>
+            </w:pPr>
+            <w:r>
+              <w:rPr>
+                <w:sz w:val="18"/>
+              </w:rPr>
+            </w:r>
+            <w:r>
+              <w:rPr>
+                <w:sz w:val="18"/>
+              </w:rPr>
+              <w:t>IAM</w:t>
+            </w:r>
+          </w:p>
+        </w:tc>
+        <w:tc>
+          <w:tcPr>
+            <w:tcW w:type="dxa" w:w="1662"/>
+          </w:tcPr>
+          <w:p>
+            <w:pPr>
+              <w:spacing w:after="20"/>
+            </w:pPr>
+            <w:r>
+              <w:rPr>
+                <w:sz w:val="18"/>
+              </w:rPr>
+            </w:r>
+            <w:r>
+              <w:rPr>
+                <w:sz w:val="18"/>
+              </w:rPr>
+              <w:t>Unit</w:t>
+            </w:r>
+          </w:p>
+        </w:tc>
+        <w:tc>
+          <w:tcPr>
+            <w:tcW w:type="dxa" w:w="1662"/>
+          </w:tcPr>
+          <w:p>
+            <w:pPr>
+              <w:spacing w:after="20"/>
+            </w:pPr>
+            <w:r>
+              <w:rPr>
+                <w:sz w:val="18"/>
+              </w:rPr>
+            </w:r>
+            <w:r>
+              <w:rPr>
+                <w:sz w:val="18"/>
+              </w:rPr>
+              <w:t>Реализовано</w:t>
+            </w:r>
+          </w:p>
+        </w:tc>
+      </w:tr>
+      <w:tr>
+        <w:tc>
+          <w:tcPr>
+            <w:tcW w:type="dxa" w:w="1662"/>
+          </w:tcPr>
+          <w:p>
+            <w:pPr>
+              <w:spacing w:after="20"/>
+            </w:pPr>
+            <w:r>
+              <w:rPr>
+                <w:sz w:val="18"/>
+              </w:rPr>
+            </w:r>
+            <w:r>
+              <w:rPr>
+                <w:sz w:val="18"/>
+              </w:rPr>
+              <w:t>GB-05</w:t>
+            </w:r>
+          </w:p>
+        </w:tc>
+        <w:tc>
+          <w:tcPr>
+            <w:tcW w:type="dxa" w:w="1662"/>
+          </w:tcPr>
+          <w:p>
+            <w:pPr>
+              <w:spacing w:after="20"/>
+            </w:pPr>
+            <w:r>
+              <w:rPr>
+                <w:sz w:val="18"/>
+              </w:rPr>
+            </w:r>
+            <w:r>
+              <w:rPr>
+                <w:sz w:val="18"/>
+              </w:rPr>
+              <w:t>Конфликты прав</w:t>
+            </w:r>
+          </w:p>
+        </w:tc>
+        <w:tc>
+          <w:tcPr>
+            <w:tcW w:type="dxa" w:w="1662"/>
+          </w:tcPr>
+          <w:p>
+            <w:pPr>
+              <w:spacing w:after="20"/>
+            </w:pPr>
+            <w:r>
+              <w:rPr>
+                <w:sz w:val="18"/>
+              </w:rPr>
+            </w:r>
+            <w:r>
+              <w:rPr>
+                <w:sz w:val="18"/>
+              </w:rPr>
+              <w:t>depth + deny</w:t>
+            </w:r>
+          </w:p>
+        </w:tc>
+        <w:tc>
+          <w:tcPr>
+            <w:tcW w:type="dxa" w:w="1662"/>
+          </w:tcPr>
+          <w:p>
+            <w:pPr>
+              <w:spacing w:after="20"/>
+            </w:pPr>
+            <w:r>
+              <w:rPr>
+                <w:sz w:val="18"/>
+              </w:rPr>
+            </w:r>
+            <w:r>
+              <w:rPr>
+                <w:sz w:val="18"/>
+              </w:rPr>
+              <w:t>IAM</w:t>
+            </w:r>
+          </w:p>
+        </w:tc>
+        <w:tc>
+          <w:tcPr>
+            <w:tcW w:type="dxa" w:w="1662"/>
+          </w:tcPr>
+          <w:p>
+            <w:pPr>
+              <w:spacing w:after="20"/>
+            </w:pPr>
+            <w:r>
+              <w:rPr>
+                <w:sz w:val="18"/>
+              </w:rPr>
+            </w:r>
+            <w:r>
+              <w:rPr>
+                <w:sz w:val="18"/>
+              </w:rPr>
+              <w:t>Unit</w:t>
+            </w:r>
+          </w:p>
+        </w:tc>
+        <w:tc>
+          <w:tcPr>
+            <w:tcW w:type="dxa" w:w="1662"/>
+          </w:tcPr>
+          <w:p>
+            <w:pPr>
+              <w:spacing w:after="20"/>
+            </w:pPr>
+            <w:r>
+              <w:rPr>
+                <w:sz w:val="18"/>
+              </w:rPr>
+            </w:r>
+            <w:r>
+              <w:rPr>
+                <w:sz w:val="18"/>
+              </w:rPr>
+              <w:t>Реализовано</w:t>
+            </w:r>
+          </w:p>
+        </w:tc>
+      </w:tr>
+      <w:tr>
+        <w:tc>
+          <w:tcPr>
+            <w:tcW w:type="dxa" w:w="1662"/>
+          </w:tcPr>
+          <w:p>
+            <w:pPr>
+              <w:spacing w:after="20"/>
+            </w:pPr>
+            <w:r>
+              <w:rPr>
+                <w:sz w:val="18"/>
+              </w:rPr>
+            </w:r>
+            <w:r>
+              <w:rPr>
+                <w:sz w:val="18"/>
+              </w:rPr>
+              <w:t>GB-06</w:t>
+            </w:r>
+          </w:p>
+        </w:tc>
+        <w:tc>
+          <w:tcPr>
+            <w:tcW w:type="dxa" w:w="1662"/>
+          </w:tcPr>
+          <w:p>
+            <w:pPr>
+              <w:spacing w:after="20"/>
+            </w:pPr>
+            <w:r>
+              <w:rPr>
+                <w:sz w:val="18"/>
+              </w:rPr>
+            </w:r>
+            <w:r>
+              <w:rPr>
+                <w:sz w:val="18"/>
+              </w:rPr>
+              <w:t>Перевод между группами</w:t>
+            </w:r>
+          </w:p>
+        </w:tc>
+        <w:tc>
+          <w:tcPr>
+            <w:tcW w:type="dxa" w:w="1662"/>
+          </w:tcPr>
+          <w:p>
+            <w:pPr>
+              <w:spacing w:after="20"/>
+            </w:pPr>
+            <w:r>
+              <w:rPr>
+                <w:sz w:val="18"/>
+              </w:rPr>
+            </w:r>
+            <w:r>
+              <w:rPr>
+                <w:sz w:val="18"/>
+              </w:rPr>
+              <w:t>membership API</w:t>
+            </w:r>
+          </w:p>
+        </w:tc>
+        <w:tc>
+          <w:tcPr>
+            <w:tcW w:type="dxa" w:w="1662"/>
+          </w:tcPr>
+          <w:p>
+            <w:pPr>
+              <w:spacing w:after="20"/>
+            </w:pPr>
+            <w:r>
+              <w:rPr>
+                <w:sz w:val="18"/>
+              </w:rPr>
+            </w:r>
+            <w:r>
+              <w:rPr>
+                <w:sz w:val="18"/>
+              </w:rPr>
+              <w:t>IAM</w:t>
+            </w:r>
+          </w:p>
+        </w:tc>
+        <w:tc>
+          <w:tcPr>
+            <w:tcW w:type="dxa" w:w="1662"/>
+          </w:tcPr>
+          <w:p>
+            <w:pPr>
+              <w:spacing w:after="20"/>
+            </w:pPr>
+            <w:r>
+              <w:rPr>
+                <w:sz w:val="18"/>
+              </w:rPr>
+            </w:r>
+            <w:r>
+              <w:rPr>
+                <w:sz w:val="18"/>
+              </w:rPr>
+              <w:t>Сценарий</w:t>
+            </w:r>
+          </w:p>
+        </w:tc>
+        <w:tc>
+          <w:tcPr>
+            <w:tcW w:type="dxa" w:w="1662"/>
+          </w:tcPr>
+          <w:p>
+            <w:pPr>
+              <w:spacing w:after="20"/>
+            </w:pPr>
+            <w:r>
+              <w:rPr>
+                <w:sz w:val="18"/>
+              </w:rPr>
+            </w:r>
+            <w:r>
+              <w:rPr>
+                <w:sz w:val="18"/>
+              </w:rPr>
+              <w:t>В работе</w:t>
+            </w:r>
+          </w:p>
+        </w:tc>
+      </w:tr>
+      <w:tr>
+        <w:tc>
+          <w:tcPr>
+            <w:tcW w:type="dxa" w:w="1662"/>
+          </w:tcPr>
+          <w:p>
+            <w:pPr>
+              <w:spacing w:after="20"/>
+            </w:pPr>
+            <w:r>
+              <w:rPr>
+                <w:sz w:val="18"/>
+              </w:rPr>
+            </w:r>
+            <w:r>
+              <w:rPr>
+                <w:sz w:val="18"/>
+              </w:rPr>
+              <w:t>GB-10</w:t>
+            </w:r>
+          </w:p>
+        </w:tc>
+        <w:tc>
+          <w:tcPr>
+            <w:tcW w:type="dxa" w:w="1662"/>
+          </w:tcPr>
+          <w:p>
+            <w:pPr>
+              <w:spacing w:after="20"/>
+            </w:pPr>
+            <w:r>
+              <w:rPr>
+                <w:sz w:val="18"/>
+              </w:rPr>
+            </w:r>
+            <w:r>
+              <w:rPr>
+                <w:rFonts w:ascii="Consolas" w:hAnsi="Consolas"/>
+                <w:sz w:val="18"/>
+              </w:rPr>
+              <w:t>/me/permissions</w:t>
+            </w:r>
+          </w:p>
+        </w:tc>
+        <w:tc>
+          <w:tcPr>
+            <w:tcW w:type="dxa" w:w="1662"/>
+          </w:tcPr>
+          <w:p>
+            <w:pPr>
+              <w:spacing w:after="20"/>
+            </w:pPr>
+            <w:r>
+              <w:rPr>
+                <w:sz w:val="18"/>
+              </w:rPr>
+            </w:r>
+            <w:r>
+              <w:rPr>
+                <w:sz w:val="18"/>
+              </w:rPr>
+              <w:t>API</w:t>
+            </w:r>
+          </w:p>
+        </w:tc>
+        <w:tc>
+          <w:tcPr>
+            <w:tcW w:type="dxa" w:w="1662"/>
+          </w:tcPr>
+          <w:p>
+            <w:pPr>
+              <w:spacing w:after="20"/>
+            </w:pPr>
+            <w:r>
+              <w:rPr>
+                <w:sz w:val="18"/>
+              </w:rPr>
+            </w:r>
+            <w:r>
+              <w:rPr>
+                <w:sz w:val="18"/>
+              </w:rPr>
+              <w:t>IAM</w:t>
+            </w:r>
+          </w:p>
+        </w:tc>
+        <w:tc>
+          <w:tcPr>
+            <w:tcW w:type="dxa" w:w="1662"/>
+          </w:tcPr>
+          <w:p>
+            <w:pPr>
+              <w:spacing w:after="20"/>
+            </w:pPr>
+            <w:r>
+              <w:rPr>
+                <w:sz w:val="18"/>
+              </w:rPr>
+            </w:r>
+            <w:r>
+              <w:rPr>
+                <w:sz w:val="18"/>
+              </w:rPr>
+              <w:t>API-тест</w:t>
+            </w:r>
+          </w:p>
+        </w:tc>
+        <w:tc>
+          <w:tcPr>
+            <w:tcW w:type="dxa" w:w="1662"/>
+          </w:tcPr>
+          <w:p>
+            <w:pPr>
+              <w:spacing w:after="20"/>
+            </w:pPr>
+            <w:r>
+              <w:rPr>
+                <w:sz w:val="18"/>
+              </w:rPr>
+            </w:r>
+            <w:r>
+              <w:rPr>
+                <w:sz w:val="18"/>
+              </w:rPr>
+              <w:t>Реализовано</w:t>
+            </w:r>
+          </w:p>
+        </w:tc>
+      </w:tr>
+      <w:tr>
+        <w:tc>
+          <w:tcPr>
+            <w:tcW w:type="dxa" w:w="1662"/>
+          </w:tcPr>
+          <w:p>
+            <w:pPr>
+              <w:spacing w:after="20"/>
+            </w:pPr>
+            <w:r>
+              <w:rPr>
+                <w:sz w:val="18"/>
+              </w:rPr>
+            </w:r>
+            <w:r>
+              <w:rPr>
+                <w:sz w:val="18"/>
+              </w:rPr>
+              <w:t>SV-01</w:t>
+            </w:r>
+          </w:p>
+        </w:tc>
+        <w:tc>
+          <w:tcPr>
+            <w:tcW w:type="dxa" w:w="1662"/>
+          </w:tcPr>
+          <w:p>
+            <w:pPr>
+              <w:spacing w:after="20"/>
+            </w:pPr>
+            <w:r>
+              <w:rPr>
+                <w:sz w:val="18"/>
+              </w:rPr>
+            </w:r>
+            <w:r>
+              <w:rPr>
+                <w:sz w:val="18"/>
+              </w:rPr>
+              <w:t>Реестр сервисов</w:t>
+            </w:r>
+          </w:p>
+        </w:tc>
+        <w:tc>
+          <w:tcPr>
+            <w:tcW w:type="dxa" w:w="1662"/>
+          </w:tcPr>
+          <w:p>
+            <w:pPr>
+              <w:spacing w:after="20"/>
+            </w:pPr>
+            <w:r>
+              <w:rPr>
+                <w:sz w:val="18"/>
+              </w:rPr>
+            </w:r>
+            <w:r>
+              <w:rPr>
+                <w:rFonts w:ascii="Consolas" w:hAnsi="Consolas"/>
+                <w:sz w:val="18"/>
+              </w:rPr>
+              <w:t>system.services</w:t>
+            </w:r>
+            <w:r>
+              <w:rPr>
+                <w:sz w:val="18"/>
+              </w:rPr>
+              <w:t xml:space="preserve"> + registry</w:t>
+            </w:r>
+          </w:p>
+        </w:tc>
+        <w:tc>
+          <w:tcPr>
+            <w:tcW w:type="dxa" w:w="1662"/>
+          </w:tcPr>
+          <w:p>
+            <w:pPr>
+              <w:spacing w:after="20"/>
+            </w:pPr>
+            <w:r>
+              <w:rPr>
+                <w:sz w:val="18"/>
+              </w:rPr>
+            </w:r>
+            <w:r>
+              <w:rPr>
+                <w:sz w:val="18"/>
+              </w:rPr>
+              <w:t>System</w:t>
+            </w:r>
+          </w:p>
+        </w:tc>
+        <w:tc>
+          <w:tcPr>
+            <w:tcW w:type="dxa" w:w="1662"/>
+          </w:tcPr>
+          <w:p>
+            <w:pPr>
+              <w:spacing w:after="20"/>
+            </w:pPr>
+            <w:r>
+              <w:rPr>
+                <w:sz w:val="18"/>
+              </w:rPr>
+            </w:r>
+            <w:r>
+              <w:rPr>
+                <w:sz w:val="18"/>
+              </w:rPr>
+              <w:t>API</w:t>
+            </w:r>
+          </w:p>
+        </w:tc>
+        <w:tc>
+          <w:tcPr>
+            <w:tcW w:type="dxa" w:w="1662"/>
+          </w:tcPr>
+          <w:p>
+            <w:pPr>
+              <w:spacing w:after="20"/>
+            </w:pPr>
+            <w:r>
+              <w:rPr>
+                <w:sz w:val="18"/>
+              </w:rPr>
+            </w:r>
+            <w:r>
+              <w:rPr>
+                <w:sz w:val="18"/>
+              </w:rPr>
+              <w:t>Реализовано</w:t>
+            </w:r>
+          </w:p>
+        </w:tc>
+      </w:tr>
+      <w:tr>
+        <w:tc>
+          <w:tcPr>
+            <w:tcW w:type="dxa" w:w="1662"/>
+          </w:tcPr>
+          <w:p>
+            <w:pPr>
+              <w:spacing w:after="20"/>
+            </w:pPr>
+            <w:r>
+              <w:rPr>
+                <w:sz w:val="18"/>
+              </w:rPr>
+            </w:r>
+            <w:r>
+              <w:rPr>
+                <w:sz w:val="18"/>
+              </w:rPr>
+              <w:t>SV-03</w:t>
+            </w:r>
+          </w:p>
+        </w:tc>
+        <w:tc>
+          <w:tcPr>
+            <w:tcW w:type="dxa" w:w="1662"/>
+          </w:tcPr>
+          <w:p>
+            <w:pPr>
+              <w:spacing w:after="20"/>
+            </w:pPr>
+            <w:r>
+              <w:rPr>
+                <w:sz w:val="18"/>
+              </w:rPr>
+            </w:r>
+            <w:r>
+              <w:rPr>
+                <w:sz w:val="18"/>
+              </w:rPr>
+              <w:t>Включение/отключение</w:t>
+            </w:r>
+          </w:p>
+        </w:tc>
+        <w:tc>
+          <w:tcPr>
+            <w:tcW w:type="dxa" w:w="1662"/>
+          </w:tcPr>
+          <w:p>
+            <w:pPr>
+              <w:spacing w:after="20"/>
+            </w:pPr>
+            <w:r>
+              <w:rPr>
+                <w:sz w:val="18"/>
+              </w:rPr>
+            </w:r>
+            <w:r>
+              <w:rPr>
+                <w:rFonts w:ascii="Consolas" w:hAnsi="Consolas"/>
+                <w:sz w:val="18"/>
+              </w:rPr>
+              <w:t>service_activations</w:t>
+            </w:r>
+          </w:p>
+        </w:tc>
+        <w:tc>
+          <w:tcPr>
+            <w:tcW w:type="dxa" w:w="1662"/>
+          </w:tcPr>
+          <w:p>
+            <w:pPr>
+              <w:spacing w:after="20"/>
+            </w:pPr>
+            <w:r>
+              <w:rPr>
+                <w:sz w:val="18"/>
+              </w:rPr>
+            </w:r>
+            <w:r>
+              <w:rPr>
+                <w:sz w:val="18"/>
+              </w:rPr>
+              <w:t>System</w:t>
+            </w:r>
+          </w:p>
+        </w:tc>
+        <w:tc>
+          <w:tcPr>
+            <w:tcW w:type="dxa" w:w="1662"/>
+          </w:tcPr>
+          <w:p>
+            <w:pPr>
+              <w:spacing w:after="20"/>
+            </w:pPr>
+            <w:r>
+              <w:rPr>
+                <w:sz w:val="18"/>
+              </w:rPr>
+            </w:r>
+            <w:r>
+              <w:rPr>
+                <w:sz w:val="18"/>
+              </w:rPr>
+              <w:t>API</w:t>
+            </w:r>
+          </w:p>
+        </w:tc>
+        <w:tc>
+          <w:tcPr>
+            <w:tcW w:type="dxa" w:w="1662"/>
+          </w:tcPr>
+          <w:p>
+            <w:pPr>
+              <w:spacing w:after="20"/>
+            </w:pPr>
+            <w:r>
+              <w:rPr>
+                <w:sz w:val="18"/>
+              </w:rPr>
+            </w:r>
+            <w:r>
+              <w:rPr>
+                <w:sz w:val="18"/>
+              </w:rPr>
+              <w:t>Реализовано</w:t>
+            </w:r>
+          </w:p>
+        </w:tc>
+      </w:tr>
+      <w:tr>
+        <w:tc>
+          <w:tcPr>
+            <w:tcW w:type="dxa" w:w="1662"/>
+          </w:tcPr>
+          <w:p>
+            <w:pPr>
+              <w:spacing w:after="20"/>
+            </w:pPr>
+            <w:r>
+              <w:rPr>
+                <w:sz w:val="18"/>
+              </w:rPr>
+            </w:r>
+            <w:r>
+              <w:rPr>
+                <w:sz w:val="18"/>
+              </w:rPr>
+              <w:t>SV-04</w:t>
+            </w:r>
+          </w:p>
+        </w:tc>
+        <w:tc>
+          <w:tcPr>
+            <w:tcW w:type="dxa" w:w="1662"/>
+          </w:tcPr>
+          <w:p>
+            <w:pPr>
+              <w:spacing w:after="20"/>
+            </w:pPr>
+            <w:r>
+              <w:rPr>
+                <w:sz w:val="18"/>
+              </w:rPr>
+            </w:r>
+            <w:r>
+              <w:rPr>
+                <w:sz w:val="18"/>
+              </w:rPr>
+              <w:t>Ядро нельзя отключить</w:t>
+            </w:r>
+          </w:p>
+        </w:tc>
+        <w:tc>
+          <w:tcPr>
+            <w:tcW w:type="dxa" w:w="1662"/>
+          </w:tcPr>
+          <w:p>
+            <w:pPr>
+              <w:spacing w:after="20"/>
+            </w:pPr>
+            <w:r>
+              <w:rPr>
+                <w:sz w:val="18"/>
+              </w:rPr>
+            </w:r>
+            <w:r>
+              <w:rPr>
+                <w:rFonts w:ascii="Consolas" w:hAnsi="Consolas"/>
+                <w:sz w:val="18"/>
+              </w:rPr>
+              <w:t>is_core</w:t>
+            </w:r>
+          </w:p>
+        </w:tc>
+        <w:tc>
+          <w:tcPr>
+            <w:tcW w:type="dxa" w:w="1662"/>
+          </w:tcPr>
+          <w:p>
+            <w:pPr>
+              <w:spacing w:after="20"/>
+            </w:pPr>
+            <w:r>
+              <w:rPr>
+                <w:sz w:val="18"/>
+              </w:rPr>
+            </w:r>
+            <w:r>
+              <w:rPr>
+                <w:sz w:val="18"/>
+              </w:rPr>
+              <w:t>System</w:t>
+            </w:r>
+          </w:p>
+        </w:tc>
+        <w:tc>
+          <w:tcPr>
+            <w:tcW w:type="dxa" w:w="1662"/>
+          </w:tcPr>
+          <w:p>
+            <w:pPr>
+              <w:spacing w:after="20"/>
+            </w:pPr>
+            <w:r>
+              <w:rPr>
+                <w:sz w:val="18"/>
+              </w:rPr>
+            </w:r>
+            <w:r>
+              <w:rPr>
+                <w:sz w:val="18"/>
+              </w:rPr>
+              <w:t>Unit</w:t>
+            </w:r>
+          </w:p>
+        </w:tc>
+        <w:tc>
+          <w:tcPr>
+            <w:tcW w:type="dxa" w:w="1662"/>
+          </w:tcPr>
+          <w:p>
+            <w:pPr>
+              <w:spacing w:after="20"/>
+            </w:pPr>
+            <w:r>
+              <w:rPr>
+                <w:sz w:val="18"/>
+              </w:rPr>
+            </w:r>
+            <w:r>
+              <w:rPr>
+                <w:sz w:val="18"/>
+              </w:rPr>
+              <w:t>Реализовано</w:t>
+            </w:r>
+          </w:p>
+        </w:tc>
+      </w:tr>
+      <w:tr>
+        <w:tc>
+          <w:tcPr>
+            <w:tcW w:type="dxa" w:w="1662"/>
+          </w:tcPr>
+          <w:p>
+            <w:pPr>
+              <w:spacing w:after="20"/>
+            </w:pPr>
+            <w:r>
+              <w:rPr>
+                <w:sz w:val="18"/>
+              </w:rPr>
+            </w:r>
+            <w:r>
+              <w:rPr>
+                <w:sz w:val="18"/>
+              </w:rPr>
+              <w:t>SV-06</w:t>
+            </w:r>
+          </w:p>
+        </w:tc>
+        <w:tc>
+          <w:tcPr>
+            <w:tcW w:type="dxa" w:w="1662"/>
+          </w:tcPr>
+          <w:p>
+            <w:pPr>
+              <w:spacing w:after="20"/>
+            </w:pPr>
+            <w:r>
+              <w:rPr>
+                <w:sz w:val="18"/>
+              </w:rPr>
+            </w:r>
+            <w:r>
+              <w:rPr>
+                <w:rFonts w:ascii="Consolas" w:hAnsi="Consolas"/>
+                <w:sz w:val="18"/>
+              </w:rPr>
+              <w:t>/me/services</w:t>
+            </w:r>
+          </w:p>
+        </w:tc>
+        <w:tc>
+          <w:tcPr>
+            <w:tcW w:type="dxa" w:w="1662"/>
+          </w:tcPr>
+          <w:p>
+            <w:pPr>
+              <w:spacing w:after="20"/>
+            </w:pPr>
+            <w:r>
+              <w:rPr>
+                <w:sz w:val="18"/>
+              </w:rPr>
+            </w:r>
+            <w:r>
+              <w:rPr>
+                <w:sz w:val="18"/>
+              </w:rPr>
+              <w:t>API</w:t>
+            </w:r>
+          </w:p>
+        </w:tc>
+        <w:tc>
+          <w:tcPr>
+            <w:tcW w:type="dxa" w:w="1662"/>
+          </w:tcPr>
+          <w:p>
+            <w:pPr>
+              <w:spacing w:after="20"/>
+            </w:pPr>
+            <w:r>
+              <w:rPr>
+                <w:sz w:val="18"/>
+              </w:rPr>
+            </w:r>
+            <w:r>
+              <w:rPr>
+                <w:sz w:val="18"/>
+              </w:rPr>
+              <w:t>System</w:t>
+            </w:r>
+          </w:p>
+        </w:tc>
+        <w:tc>
+          <w:tcPr>
+            <w:tcW w:type="dxa" w:w="1662"/>
+          </w:tcPr>
+          <w:p>
+            <w:pPr>
+              <w:spacing w:after="20"/>
+            </w:pPr>
+            <w:r>
+              <w:rPr>
+                <w:sz w:val="18"/>
+              </w:rPr>
+            </w:r>
+            <w:r>
+              <w:rPr>
+                <w:sz w:val="18"/>
+              </w:rPr>
+              <w:t>API-тест</w:t>
+            </w:r>
+          </w:p>
+        </w:tc>
+        <w:tc>
+          <w:tcPr>
+            <w:tcW w:type="dxa" w:w="1662"/>
+          </w:tcPr>
+          <w:p>
+            <w:pPr>
+              <w:spacing w:after="20"/>
+            </w:pPr>
+            <w:r>
+              <w:rPr>
+                <w:sz w:val="18"/>
+              </w:rPr>
+            </w:r>
+            <w:r>
+              <w:rPr>
+                <w:sz w:val="18"/>
+              </w:rPr>
+              <w:t>Реализовано</w:t>
+            </w:r>
+          </w:p>
+        </w:tc>
+      </w:tr>
+      <w:tr>
+        <w:tc>
+          <w:tcPr>
+            <w:tcW w:type="dxa" w:w="1662"/>
+          </w:tcPr>
+          <w:p>
+            <w:pPr>
+              <w:spacing w:after="20"/>
+            </w:pPr>
+            <w:r>
+              <w:rPr>
+                <w:sz w:val="18"/>
+              </w:rPr>
+            </w:r>
+            <w:r>
+              <w:rPr>
+                <w:sz w:val="18"/>
+              </w:rPr>
+              <w:t>SV-10</w:t>
+            </w:r>
+          </w:p>
+        </w:tc>
+        <w:tc>
+          <w:tcPr>
+            <w:tcW w:type="dxa" w:w="1662"/>
+          </w:tcPr>
+          <w:p>
+            <w:pPr>
+              <w:spacing w:after="20"/>
+            </w:pPr>
+            <w:r>
+              <w:rPr>
+                <w:sz w:val="18"/>
+              </w:rPr>
+            </w:r>
+            <w:r>
+              <w:rPr>
+                <w:sz w:val="18"/>
+              </w:rPr>
+              <w:t>Health/OpenAPI</w:t>
+            </w:r>
+          </w:p>
+        </w:tc>
+        <w:tc>
+          <w:tcPr>
+            <w:tcW w:type="dxa" w:w="1662"/>
+          </w:tcPr>
+          <w:p>
+            <w:pPr>
+              <w:spacing w:after="20"/>
+            </w:pPr>
+            <w:r>
+              <w:rPr>
+                <w:sz w:val="18"/>
+              </w:rPr>
+            </w:r>
+            <w:r>
+              <w:rPr>
+                <w:sz w:val="18"/>
+              </w:rPr>
+              <w:t>FastAPI</w:t>
+            </w:r>
+          </w:p>
+        </w:tc>
+        <w:tc>
+          <w:tcPr>
+            <w:tcW w:type="dxa" w:w="1662"/>
+          </w:tcPr>
+          <w:p>
+            <w:pPr>
+              <w:spacing w:after="20"/>
+            </w:pPr>
+            <w:r>
+              <w:rPr>
+                <w:sz w:val="18"/>
+              </w:rPr>
+            </w:r>
+            <w:r>
+              <w:rPr>
+                <w:sz w:val="18"/>
+              </w:rPr>
+              <w:t>Все</w:t>
+            </w:r>
+          </w:p>
+        </w:tc>
+        <w:tc>
+          <w:tcPr>
+            <w:tcW w:type="dxa" w:w="1662"/>
+          </w:tcPr>
+          <w:p>
+            <w:pPr>
+              <w:spacing w:after="20"/>
+            </w:pPr>
+            <w:r>
+              <w:rPr>
+                <w:sz w:val="18"/>
+              </w:rPr>
+            </w:r>
+            <w:r>
+              <w:rPr>
+                <w:sz w:val="18"/>
+              </w:rPr>
+              <w:t>Smoke</w:t>
+            </w:r>
+          </w:p>
+        </w:tc>
+        <w:tc>
+          <w:tcPr>
+            <w:tcW w:type="dxa" w:w="1662"/>
+          </w:tcPr>
+          <w:p>
+            <w:pPr>
+              <w:spacing w:after="20"/>
+            </w:pPr>
+            <w:r>
+              <w:rPr>
+                <w:sz w:val="18"/>
+              </w:rPr>
+            </w:r>
+            <w:r>
+              <w:rPr>
+                <w:sz w:val="18"/>
+              </w:rPr>
+              <w:t>Частично</w:t>
             </w:r>
           </w:p>
         </w:tc>
@@ -2628,7 +4063,7 @@
       <w:jc w:val="center"/>
     </w:pPr>
     <w:r>
-      <w:t xml:space="preserve">ЕООП «Школьник» · 0.1 · </w:t>
+      <w:t xml:space="preserve">ЕООП «Школьник» · 0.6 · </w:t>
     </w:r>
     <w:r>
       <w:fldChar w:fldCharType="begin"/>

--- a/docs/word/02-tz/04-matrica-sootvetstviya.docx
+++ b/docs/word/02-tz/04-matrica-sootvetstviya.docx
@@ -63,7 +63,7 @@
           </w:tcPr>
           <w:p>
             <w:r>
-              <w:t>0.6</w:t>
+              <w:t>0.7</w:t>
             </w:r>
           </w:p>
         </w:tc>
@@ -4063,7 +4063,7 @@
       <w:jc w:val="center"/>
     </w:pPr>
     <w:r>
-      <w:t xml:space="preserve">ЕООП «Школьник» · 0.6 · </w:t>
+      <w:t xml:space="preserve">ЕООП «Школьник» · 0.7 · </w:t>
     </w:r>
     <w:r>
       <w:fldChar w:fldCharType="begin"/>

--- a/docs/word/02-tz/04-matrica-sootvetstviya.docx
+++ b/docs/word/02-tz/04-matrica-sootvetstviya.docx
@@ -63,7 +63,7 @@
           </w:tcPr>
           <w:p>
             <w:r>
-              <w:t>0.7</w:t>
+              <w:t>0.7.1</w:t>
             </w:r>
           </w:p>
         </w:tc>
@@ -4063,7 +4063,7 @@
       <w:jc w:val="center"/>
     </w:pPr>
     <w:r>
-      <w:t xml:space="preserve">ЕООП «Школьник» · 0.7 · </w:t>
+      <w:t xml:space="preserve">ЕООП «Школьник» · 0.7.1 · </w:t>
     </w:r>
     <w:r>
       <w:fldChar w:fldCharType="begin"/>

--- a/docs/word/02-tz/04-matrica-sootvetstviya.docx
+++ b/docs/word/02-tz/04-matrica-sootvetstviya.docx
@@ -63,7 +63,7 @@
           </w:tcPr>
           <w:p>
             <w:r>
-              <w:t>0.7.1</w:t>
+              <w:t>0.7.2</w:t>
             </w:r>
           </w:p>
         </w:tc>
@@ -4063,7 +4063,7 @@
       <w:jc w:val="center"/>
     </w:pPr>
     <w:r>
-      <w:t xml:space="preserve">ЕООП «Школьник» · 0.7.1 · </w:t>
+      <w:t xml:space="preserve">ЕООП «Школьник» · 0.7.2 · </w:t>
     </w:r>
     <w:r>
       <w:fldChar w:fldCharType="begin"/>

--- a/docs/word/02-tz/04-matrica-sootvetstviya.docx
+++ b/docs/word/02-tz/04-matrica-sootvetstviya.docx
@@ -63,7 +63,7 @@
           </w:tcPr>
           <w:p>
             <w:r>
-              <w:t>0.7.2</w:t>
+              <w:t>0.7.3</w:t>
             </w:r>
           </w:p>
         </w:tc>
@@ -4063,7 +4063,7 @@
       <w:jc w:val="center"/>
     </w:pPr>
     <w:r>
-      <w:t xml:space="preserve">ЕООП «Школьник» · 0.7.2 · </w:t>
+      <w:t xml:space="preserve">ЕООП «Школьник» · 0.7.3 · </w:t>
     </w:r>
     <w:r>
       <w:fldChar w:fldCharType="begin"/>
